--- a/11_MLF02/MLF02 - Module 2 - Types of Machine Learning.docx
+++ b/11_MLF02/MLF02 - Module 2 - Types of Machine Learning.docx
@@ -48,6 +48,49 @@
       <w:r>
         <w:lastRenderedPageBreak/>
         <w:drawing>
+          <wp:inline distT="0" distB="0" distL="0" distR="0" wp14:anchorId="6073E6A9" wp14:editId="5964C426">
+            <wp:extent cx="3505689" cy="3467584"/>
+            <wp:effectExtent l="0" t="0" r="0" b="0"/>
+            <wp:docPr id="1133433844" name="Picture 1"/>
+            <wp:cNvGraphicFramePr>
+              <a:graphicFrameLocks xmlns:a="http://schemas.openxmlformats.org/drawingml/2006/main" noChangeAspect="1"/>
+            </wp:cNvGraphicFramePr>
+            <a:graphic xmlns:a="http://schemas.openxmlformats.org/drawingml/2006/main">
+              <a:graphicData uri="http://schemas.openxmlformats.org/drawingml/2006/picture">
+                <pic:pic xmlns:pic="http://schemas.openxmlformats.org/drawingml/2006/picture">
+                  <pic:nvPicPr>
+                    <pic:cNvPr id="1133433844" name=""/>
+                    <pic:cNvPicPr/>
+                  </pic:nvPicPr>
+                  <pic:blipFill>
+                    <a:blip r:embed="rId6"/>
+                    <a:stretch>
+                      <a:fillRect/>
+                    </a:stretch>
+                  </pic:blipFill>
+                  <pic:spPr>
+                    <a:xfrm>
+                      <a:off x="0" y="0"/>
+                      <a:ext cx="3505689" cy="3467584"/>
+                    </a:xfrm>
+                    <a:prstGeom prst="rect">
+                      <a:avLst/>
+                    </a:prstGeom>
+                  </pic:spPr>
+                </pic:pic>
+              </a:graphicData>
+            </a:graphic>
+          </wp:inline>
+        </w:drawing>
+      </w:r>
+    </w:p>
+    <w:p>
+      <w:r>
+        <w:rPr>
+          <w:noProof/>
+        </w:rPr>
+        <w:lastRenderedPageBreak/>
+        <w:drawing>
           <wp:inline distT="0" distB="0" distL="0" distR="0" wp14:anchorId="2DA26598" wp14:editId="3C03380C">
             <wp:extent cx="8863330" cy="5419725"/>
             <wp:effectExtent l="0" t="0" r="0" b="9525"/>
@@ -63,7 +106,7 @@
                     <pic:cNvPicPr/>
                   </pic:nvPicPr>
                   <pic:blipFill>
-                    <a:blip r:embed="rId6"/>
+                    <a:blip r:embed="rId7"/>
                     <a:stretch>
                       <a:fillRect/>
                     </a:stretch>
@@ -86,6 +129,9 @@
     </w:p>
     <w:p>
       <w:r>
+        <w:rPr>
+          <w:noProof/>
+        </w:rPr>
         <w:lastRenderedPageBreak/>
         <w:drawing>
           <wp:inline distT="0" distB="0" distL="0" distR="0" wp14:anchorId="41B274B6" wp14:editId="552CD22F">
@@ -103,7 +149,7 @@
                     <pic:cNvPicPr/>
                   </pic:nvPicPr>
                   <pic:blipFill>
-                    <a:blip r:embed="rId7"/>
+                    <a:blip r:embed="rId8"/>
                     <a:stretch>
                       <a:fillRect/>
                     </a:stretch>
@@ -126,6 +172,9 @@
     </w:p>
     <w:p>
       <w:r>
+        <w:rPr>
+          <w:noProof/>
+        </w:rPr>
         <w:lastRenderedPageBreak/>
         <w:drawing>
           <wp:inline distT="0" distB="0" distL="0" distR="0" wp14:anchorId="532438FA" wp14:editId="2FAAB2C7">
@@ -143,7 +192,7 @@
                     <pic:cNvPicPr/>
                   </pic:nvPicPr>
                   <pic:blipFill>
-                    <a:blip r:embed="rId8"/>
+                    <a:blip r:embed="rId9"/>
                     <a:stretch>
                       <a:fillRect/>
                     </a:stretch>
@@ -167,6 +216,9 @@
     <w:p/>
     <w:p>
       <w:r>
+        <w:rPr>
+          <w:noProof/>
+        </w:rPr>
         <w:lastRenderedPageBreak/>
         <w:drawing>
           <wp:inline distT="0" distB="0" distL="0" distR="0" wp14:anchorId="6BFC7A1B" wp14:editId="67E313C1">
@@ -184,7 +236,7 @@
                     <pic:cNvPicPr/>
                   </pic:nvPicPr>
                   <pic:blipFill>
-                    <a:blip r:embed="rId9"/>
+                    <a:blip r:embed="rId10"/>
                     <a:stretch>
                       <a:fillRect/>
                     </a:stretch>
@@ -207,6 +259,9 @@
     </w:p>
     <w:p>
       <w:r>
+        <w:rPr>
+          <w:noProof/>
+        </w:rPr>
         <w:lastRenderedPageBreak/>
         <w:drawing>
           <wp:inline distT="0" distB="0" distL="0" distR="0" wp14:anchorId="764F88D1" wp14:editId="6F6B0776">
@@ -224,7 +279,7 @@
                     <pic:cNvPicPr/>
                   </pic:nvPicPr>
                   <pic:blipFill>
-                    <a:blip r:embed="rId10"/>
+                    <a:blip r:embed="rId11"/>
                     <a:stretch>
                       <a:fillRect/>
                     </a:stretch>
@@ -247,6 +302,9 @@
     </w:p>
     <w:p>
       <w:r>
+        <w:rPr>
+          <w:noProof/>
+        </w:rPr>
         <w:drawing>
           <wp:inline distT="0" distB="0" distL="0" distR="0" wp14:anchorId="52C33523" wp14:editId="25DA5642">
             <wp:extent cx="7373379" cy="1181265"/>
@@ -263,7 +321,7 @@
                     <pic:cNvPicPr/>
                   </pic:nvPicPr>
                   <pic:blipFill>
-                    <a:blip r:embed="rId11"/>
+                    <a:blip r:embed="rId12"/>
                     <a:stretch>
                       <a:fillRect/>
                     </a:stretch>
@@ -286,6 +344,9 @@
     </w:p>
     <w:p>
       <w:r>
+        <w:rPr>
+          <w:noProof/>
+        </w:rPr>
         <w:lastRenderedPageBreak/>
         <w:drawing>
           <wp:inline distT="0" distB="0" distL="0" distR="0" wp14:anchorId="5803DECE" wp14:editId="27876173">
@@ -303,7 +364,7 @@
                     <pic:cNvPicPr/>
                   </pic:nvPicPr>
                   <pic:blipFill>
-                    <a:blip r:embed="rId12"/>
+                    <a:blip r:embed="rId13"/>
                     <a:stretch>
                       <a:fillRect/>
                     </a:stretch>
@@ -326,6 +387,9 @@
     </w:p>
     <w:p>
       <w:r>
+        <w:rPr>
+          <w:noProof/>
+        </w:rPr>
         <w:lastRenderedPageBreak/>
         <w:drawing>
           <wp:inline distT="0" distB="0" distL="0" distR="0" wp14:anchorId="1E2B3406" wp14:editId="7A778A17">
@@ -343,7 +407,7 @@
                     <pic:cNvPicPr/>
                   </pic:nvPicPr>
                   <pic:blipFill>
-                    <a:blip r:embed="rId13"/>
+                    <a:blip r:embed="rId14"/>
                     <a:stretch>
                       <a:fillRect/>
                     </a:stretch>
@@ -366,6 +430,9 @@
     </w:p>
     <w:p>
       <w:r>
+        <w:rPr>
+          <w:noProof/>
+        </w:rPr>
         <w:lastRenderedPageBreak/>
         <w:drawing>
           <wp:inline distT="0" distB="0" distL="0" distR="0" wp14:anchorId="59F74676" wp14:editId="7E56F342">
@@ -383,7 +450,7 @@
                     <pic:cNvPicPr/>
                   </pic:nvPicPr>
                   <pic:blipFill>
-                    <a:blip r:embed="rId14"/>
+                    <a:blip r:embed="rId15"/>
                     <a:stretch>
                       <a:fillRect/>
                     </a:stretch>
@@ -406,6 +473,9 @@
     </w:p>
     <w:p>
       <w:r>
+        <w:rPr>
+          <w:noProof/>
+        </w:rPr>
         <w:lastRenderedPageBreak/>
         <w:drawing>
           <wp:inline distT="0" distB="0" distL="0" distR="0" wp14:anchorId="3D5B8E46" wp14:editId="7C6DEFF6">
@@ -423,7 +493,7 @@
                     <pic:cNvPicPr/>
                   </pic:nvPicPr>
                   <pic:blipFill>
-                    <a:blip r:embed="rId15"/>
+                    <a:blip r:embed="rId16"/>
                     <a:stretch>
                       <a:fillRect/>
                     </a:stretch>
@@ -451,6 +521,9 @@
     </w:p>
     <w:p>
       <w:r>
+        <w:rPr>
+          <w:noProof/>
+        </w:rPr>
         <w:lastRenderedPageBreak/>
         <w:drawing>
           <wp:inline distT="0" distB="0" distL="0" distR="0" wp14:anchorId="4DF5E900" wp14:editId="558051B0">
@@ -468,7 +541,7 @@
                     <pic:cNvPicPr/>
                   </pic:nvPicPr>
                   <pic:blipFill>
-                    <a:blip r:embed="rId16"/>
+                    <a:blip r:embed="rId17"/>
                     <a:stretch>
                       <a:fillRect/>
                     </a:stretch>
@@ -491,6 +564,9 @@
     </w:p>
     <w:p>
       <w:r>
+        <w:rPr>
+          <w:noProof/>
+        </w:rPr>
         <w:lastRenderedPageBreak/>
         <w:drawing>
           <wp:inline distT="0" distB="0" distL="0" distR="0" wp14:anchorId="7227AF10" wp14:editId="0F7B8252">
@@ -508,7 +584,7 @@
                     <pic:cNvPicPr/>
                   </pic:nvPicPr>
                   <pic:blipFill>
-                    <a:blip r:embed="rId17"/>
+                    <a:blip r:embed="rId18"/>
                     <a:stretch>
                       <a:fillRect/>
                     </a:stretch>
@@ -531,6 +607,9 @@
     </w:p>
     <w:p>
       <w:r>
+        <w:rPr>
+          <w:noProof/>
+        </w:rPr>
         <w:lastRenderedPageBreak/>
         <w:drawing>
           <wp:inline distT="0" distB="0" distL="0" distR="0" wp14:anchorId="24BCA5C4" wp14:editId="48B9E8DD">
@@ -548,7 +627,7 @@
                     <pic:cNvPicPr/>
                   </pic:nvPicPr>
                   <pic:blipFill>
-                    <a:blip r:embed="rId18"/>
+                    <a:blip r:embed="rId19"/>
                     <a:stretch>
                       <a:fillRect/>
                     </a:stretch>
